--- a/docs/ОСМиПА/Мавлютов М.Р., Никитин Е.Н., Пятков В.С., Евстифеева К.С. - Задание 2 (5W).docx
+++ b/docs/ОСМиПА/Мавлютов М.Р., Никитин Е.Н., Пятков В.С., Евстифеева К.С. - Задание 2 (5W).docx
@@ -117,6 +117,7 @@
           <w:rFonts w:ascii="Times New Roman" w:cs="Times New Roman" w:eastAsia="Times New Roman" w:hAnsi="Times New Roman"/>
           <w:b/>
           <w:bCs/>
+          <w:color w:val="000000"/>
           <w:sz w:val="26"/>
           <w:szCs w:val="26"/>
         </w:rPr>
@@ -144,7 +145,7 @@
           <w:sz w:val="24"/>
           <w:szCs w:val="24"/>
         </w:rPr>
-        <w:t xml:space="preserve"> — веб-приложение (SaaS), в котором небольшая команда ведёт проект целиком: проекты и направления, задачи и канбан-доска, лента дел «на сегодня», общий календарь, быстрые заметки, прогресс и достижения, фокус-режим с таймером, профиль и настройки, уведомления (в том числе через Telegram-бот). Клиент — одностраничное веб-приложение на JavaScript, сервер — REST API с сессионной авторизацией и защитой от CSRF; подключена аналитика Яндекс.Метрики; реализованы бесплатный пробный период, тарифы на 1/3/12 месяцев и приём платежей; есть страница приложения в RuStore.</w:t>
+        <w:t xml:space="preserve"> - веб-приложение (SaaS), в котором небольшая команда ведёт проект целиком: проекты и направления, задачи и канбан-доска, лента дел «на сегодня», общий календарь, быстрые заметки, прогресс и достижения, фокус-режим с таймером, профиль и настройки, уведомления (в том числе через Telegram-бот). Клиент - одностраничное веб-приложение на JavaScript, сервер - REST API с сессионной авторизацией и защитой от CSRF; подключена аналитика Яндекс.Метрики; реализованы бесплатный пробный период, тарифы на 1/3/12 месяцев и приём платежей; есть страница приложения в RuStore.</w:t>
       </w:r>
     </w:p>
     <w:p>
@@ -158,7 +159,7 @@
           <w:sz w:val="24"/>
           <w:szCs w:val="24"/>
         </w:rPr>
-        <w:t xml:space="preserve">Целевая аудитория — команды 3–15 человек в России: студенческие и учебные проектные группы, микро-агентства и студии, малый бизнес с командой, продуктовые микро-команды. Базовая цена — 225 ₽ за участника в месяц. Текущий этап жизненного цикла проекта — производство и пилотный запуск.</w:t>
+        <w:t xml:space="preserve">Целевая аудитория - команды 3-15 человек в России: студенческие и учебные проектные группы, микро-агентства и студии, малый бизнес с командой, продуктовые микро-команды. Базовая цена - 225 ₽ за участника в месяц. Текущий этап жизненного цикла проекта - производство и пилотный запуск.</w:t>
       </w:r>
     </w:p>
     <w:p>
@@ -201,6 +202,7 @@
           <w:rFonts w:ascii="Times New Roman" w:cs="Times New Roman" w:eastAsia="Times New Roman" w:hAnsi="Times New Roman"/>
           <w:b/>
           <w:bCs/>
+          <w:color w:val="000000"/>
           <w:sz w:val="30"/>
           <w:szCs w:val="30"/>
         </w:rPr>
@@ -230,7 +232,7 @@
         <w:tc>
           <w:tcPr>
             <w:tcW w:type="dxa" w:w="1542"/>
-            <w:shd w:fill="E8EEF7" w:color="auto" w:val="clear"/>
+            <w:shd w:fill="EDEDED" w:color="auto" w:val="clear"/>
             <w:tcMar>
               <w:top w:type="dxa" w:w="60"/>
               <w:left w:type="dxa" w:w="90"/>
@@ -258,7 +260,7 @@
         <w:tc>
           <w:tcPr>
             <w:tcW w:type="dxa" w:w="8096"/>
-            <w:shd w:fill="E8EEF7" w:color="auto" w:val="clear"/>
+            <w:shd w:fill="EDEDED" w:color="auto" w:val="clear"/>
             <w:tcMar>
               <w:top w:type="dxa" w:w="60"/>
               <w:left w:type="dxa" w:w="90"/>
@@ -291,7 +293,7 @@
         <w:tc>
           <w:tcPr>
             <w:tcW w:type="dxa" w:w="1542"/>
-            <w:shd w:fill="F4F6FA" w:color="auto" w:val="clear"/>
+            <w:shd w:fill="F5F5F5" w:color="auto" w:val="clear"/>
             <w:tcMar>
               <w:top w:type="dxa" w:w="60"/>
               <w:left w:type="dxa" w:w="90"/>
@@ -339,7 +341,7 @@
                 <w:sz w:val="20"/>
                 <w:szCs w:val="20"/>
               </w:rPr>
-              <w:t xml:space="preserve">Apex — веб-пространство, в котором небольшая команда ведёт проект целиком: задачи и канбан-доска, общий календарь, заметки и прогресс в одном окне.</w:t>
+              <w:t xml:space="preserve">Apex - веб-пространство, в котором небольшая команда ведёт проект целиком: задачи и канбан-доска, общий календарь, заметки и прогресс в одном окне.</w:t>
             </w:r>
           </w:p>
           <w:p>
@@ -369,7 +371,7 @@
                 <w:sz w:val="20"/>
                 <w:szCs w:val="20"/>
               </w:rPr>
-              <w:t xml:space="preserve">Идея родилась из собственной боли: любая команда из 4–7 человек начинает проект в Telegram и Google-таблице, через две недели перестаёт понимать, кто что делает, а перед сдачей восстанавливает хронологию по переписке. Существующие инструменты либо слишком просты (чат, таблица), либо слишком сложны и дороги для такого масштаба (корпоративные системы, тарифы за каждого пользователя).</w:t>
+              <w:t xml:space="preserve">Идея родилась из собственной боли: любая команда из 4-7 человек начинает проект в Telegram и Google-таблице, через две недели перестаёт понимать, кто что делает, а перед сдачей восстанавливает хронологию по переписке. Существующие инструменты либо слишком просты (чат, таблица), либо слишком сложны и дороги для такого масштаба (корпоративные системы, тарифы за каждого пользователя).</w:t>
             </w:r>
           </w:p>
           <w:p>
@@ -399,7 +401,7 @@
                 <w:sz w:val="20"/>
                 <w:szCs w:val="20"/>
               </w:rPr>
-              <w:t xml:space="preserve">Суть идеи — не в новых функциях, а в правильном масштабе: дать команде ровно те четыре сущности, без которых проект рассыпается (задача, срок, ответственный, договорённость), связать их между собой и убрать всё, что требует администратора. Старт — 10 минут, цена — 225 ₽ за участника в месяц, оплата российскими картами, бесплатный пробный период.</w:t>
+              <w:t xml:space="preserve">Суть идеи - не в новых функциях, а в правильном масштабе: дать команде ровно те четыре сущности, без которых проект рассыпается (задача, срок, ответственный, договорённость), связать их между собой и убрать всё, что требует администратора. Старт - 10 минут, цена - 225 ₽ за участника в месяц, оплата российскими картами, бесплатный пробный период.</w:t>
             </w:r>
           </w:p>
         </w:tc>
@@ -411,7 +413,7 @@
         <w:tc>
           <w:tcPr>
             <w:tcW w:type="dxa" w:w="1542"/>
-            <w:shd w:fill="F4F6FA" w:color="auto" w:val="clear"/>
+            <w:shd w:fill="F5F5F5" w:color="auto" w:val="clear"/>
             <w:tcMar>
               <w:top w:type="dxa" w:w="60"/>
               <w:left w:type="dxa" w:w="90"/>
@@ -459,7 +461,7 @@
                 <w:sz w:val="20"/>
                 <w:szCs w:val="20"/>
               </w:rPr>
-              <w:t xml:space="preserve">У небольших проектных команд (3–15 человек) нет единого места для работы над проектом: задачи ставятся в мессенджере, сроки живут в голове руководителя, договорённости со встреч не фиксируются, а статус собирается вручную.</w:t>
+              <w:t xml:space="preserve">У небольших проектных команд (3-15 человек) нет единого места для работы над проектом: задачи ставятся в мессенджере, сроки живут в голове руководителя, договорённости со встреч не фиксируются, а статус собирается вручную.</w:t>
             </w:r>
           </w:p>
           <w:p>
@@ -519,7 +521,7 @@
                 <w:sz w:val="20"/>
                 <w:szCs w:val="20"/>
               </w:rPr>
-              <w:t xml:space="preserve">К чему приводит: срывы и сдвиги сроков, обнаруживаемые в последний день; двойная работа и потерянные правки заказчика; 30–60 минут в неделю руководителя на сбор статуса; конфликты ответственности и споры о вкладе участников; стресс и авральный режим вместо планомерной работы.</w:t>
+              <w:t xml:space="preserve">К чему приводит: срывы и сдвиги сроков, обнаруживаемые в последний день; двойная работа и потерянные правки заказчика; 30-60 минут в неделю руководителя на сбор статуса; конфликты ответственности и споры о вкладе участников; стресс и авральный режим вместо планомерной работы.</w:t>
             </w:r>
           </w:p>
           <w:p>
@@ -549,7 +551,7 @@
                 <w:sz w:val="20"/>
                 <w:szCs w:val="20"/>
               </w:rPr>
-              <w:t xml:space="preserve">Почему проблема не решается сама: переход на «взрослый» инструмент требует настройки процессов и администратора, а платные тарифы считаются за каждого участника — для команды из 5–10 человек это 2 000–6 000 ₽ в месяц при неочевидной отдаче. В результате команда возвращается в чат и считает, что «нам это не нужно, мы маленькие».</w:t>
+              <w:t xml:space="preserve">Почему проблема не решается сама: переход на «взрослый» инструмент требует настройки процессов и администратора, а платные тарифы считаются за каждого участника - для команды из 5-10 человек это 2 000-6 000 ₽ в месяц при неочевидной отдаче. В результате команда возвращается в чат и считает, что «нам это не нужно, мы маленькие».</w:t>
             </w:r>
           </w:p>
         </w:tc>
@@ -579,6 +581,7 @@
           <w:rFonts w:ascii="Times New Roman" w:cs="Times New Roman" w:eastAsia="Times New Roman" w:hAnsi="Times New Roman"/>
           <w:b/>
           <w:bCs/>
+          <w:color w:val="000000"/>
           <w:sz w:val="26"/>
           <w:szCs w:val="26"/>
         </w:rPr>
@@ -609,7 +612,7 @@
         <w:tc>
           <w:tcPr>
             <w:tcW w:type="dxa" w:w="1157"/>
-            <w:shd w:fill="E8EEF7" w:color="auto" w:val="clear"/>
+            <w:shd w:fill="EDEDED" w:color="auto" w:val="clear"/>
             <w:tcMar>
               <w:top w:type="dxa" w:w="60"/>
               <w:left w:type="dxa" w:w="90"/>
@@ -637,7 +640,7 @@
         <w:tc>
           <w:tcPr>
             <w:tcW w:type="dxa" w:w="2313"/>
-            <w:shd w:fill="E8EEF7" w:color="auto" w:val="clear"/>
+            <w:shd w:fill="EDEDED" w:color="auto" w:val="clear"/>
             <w:tcMar>
               <w:top w:type="dxa" w:w="60"/>
               <w:left w:type="dxa" w:w="90"/>
@@ -665,7 +668,7 @@
         <w:tc>
           <w:tcPr>
             <w:tcW w:type="dxa" w:w="6168"/>
-            <w:shd w:fill="E8EEF7" w:color="auto" w:val="clear"/>
+            <w:shd w:fill="EDEDED" w:color="auto" w:val="clear"/>
             <w:tcMar>
               <w:top w:type="dxa" w:w="60"/>
               <w:left w:type="dxa" w:w="90"/>
@@ -698,7 +701,7 @@
         <w:tc>
           <w:tcPr>
             <w:tcW w:type="dxa" w:w="1157"/>
-            <w:shd w:fill="F4F6FA" w:color="auto" w:val="clear"/>
+            <w:shd w:fill="F5F5F5" w:color="auto" w:val="clear"/>
             <w:tcMar>
               <w:top w:type="dxa" w:w="60"/>
               <w:left w:type="dxa" w:w="90"/>
@@ -905,7 +908,7 @@
                 <w:sz w:val="20"/>
                 <w:szCs w:val="20"/>
               </w:rPr>
-              <w:t xml:space="preserve">— </w:t>
+              <w:t xml:space="preserve">- </w:t>
             </w:r>
             <w:r>
               <w:rPr>
@@ -925,23 +928,23 @@
                 <w:sz w:val="20"/>
                 <w:szCs w:val="20"/>
               </w:rPr>
-              <w:t xml:space="preserve"> — «я не держу проект в голове и не боюсь, что что-то забыто»;</w:t>
-            </w:r>
-          </w:p>
-          <w:p>
-            <w:pPr>
-              <w:spacing w:after="40" w:line="240"/>
-              <w:jc w:val="left"/>
-            </w:pPr>
-            <w:r>
-              <w:rPr>
-                <w:rFonts w:ascii="Times New Roman" w:cs="Times New Roman" w:eastAsia="Times New Roman" w:hAnsi="Times New Roman"/>
-                <w:b w:val="false"/>
-                <w:bCs w:val="false"/>
-                <w:sz w:val="20"/>
-                <w:szCs w:val="20"/>
-              </w:rPr>
-              <w:t xml:space="preserve">— </w:t>
+              <w:t xml:space="preserve"> - «я не держу проект в голове и не боюсь, что что-то забыто»;</w:t>
+            </w:r>
+          </w:p>
+          <w:p>
+            <w:pPr>
+              <w:spacing w:after="40" w:line="240"/>
+              <w:jc w:val="left"/>
+            </w:pPr>
+            <w:r>
+              <w:rPr>
+                <w:rFonts w:ascii="Times New Roman" w:cs="Times New Roman" w:eastAsia="Times New Roman" w:hAnsi="Times New Roman"/>
+                <w:b w:val="false"/>
+                <w:bCs w:val="false"/>
+                <w:sz w:val="20"/>
+                <w:szCs w:val="20"/>
+              </w:rPr>
+              <w:t xml:space="preserve">- </w:t>
             </w:r>
             <w:r>
               <w:rPr>
@@ -961,23 +964,23 @@
                 <w:sz w:val="20"/>
                 <w:szCs w:val="20"/>
               </w:rPr>
-              <w:t xml:space="preserve"> — «я вижу, что именно моё, и не делаю работу дважды»;</w:t>
-            </w:r>
-          </w:p>
-          <w:p>
-            <w:pPr>
-              <w:spacing w:after="40" w:line="240"/>
-              <w:jc w:val="left"/>
-            </w:pPr>
-            <w:r>
-              <w:rPr>
-                <w:rFonts w:ascii="Times New Roman" w:cs="Times New Roman" w:eastAsia="Times New Roman" w:hAnsi="Times New Roman"/>
-                <w:b w:val="false"/>
-                <w:bCs w:val="false"/>
-                <w:sz w:val="20"/>
-                <w:szCs w:val="20"/>
-              </w:rPr>
-              <w:t xml:space="preserve">— </w:t>
+              <w:t xml:space="preserve"> - «я вижу, что именно моё, и не делаю работу дважды»;</w:t>
+            </w:r>
+          </w:p>
+          <w:p>
+            <w:pPr>
+              <w:spacing w:after="40" w:line="240"/>
+              <w:jc w:val="left"/>
+            </w:pPr>
+            <w:r>
+              <w:rPr>
+                <w:rFonts w:ascii="Times New Roman" w:cs="Times New Roman" w:eastAsia="Times New Roman" w:hAnsi="Times New Roman"/>
+                <w:b w:val="false"/>
+                <w:bCs w:val="false"/>
+                <w:sz w:val="20"/>
+                <w:szCs w:val="20"/>
+              </w:rPr>
+              <w:t xml:space="preserve">- </w:t>
             </w:r>
             <w:r>
               <w:rPr>
@@ -997,7 +1000,7 @@
                 <w:sz w:val="20"/>
                 <w:szCs w:val="20"/>
               </w:rPr>
-              <w:t xml:space="preserve"> — «вклад и прогресс видны сами, отчёт не нужно собирать руками».</w:t>
+              <w:t xml:space="preserve"> - «вклад и прогресс видны сами, отчёт не нужно собирать руками».</w:t>
             </w:r>
           </w:p>
           <w:p>
@@ -1039,7 +1042,7 @@
         <w:tc>
           <w:tcPr>
             <w:tcW w:type="dxa" w:w="1157"/>
-            <w:shd w:fill="F4F6FA" w:color="auto" w:val="clear"/>
+            <w:shd w:fill="F5F5F5" w:color="auto" w:val="clear"/>
             <w:tcMar>
               <w:top w:type="dxa" w:w="60"/>
               <w:left w:type="dxa" w:w="90"/>
@@ -1130,17 +1133,17 @@
                 <w:sz w:val="20"/>
                 <w:szCs w:val="20"/>
               </w:rPr>
-              <w:t xml:space="preserve">Портрет 1 — «Капитан студенческой команды» (ядро).</w:t>
-            </w:r>
-            <w:r>
-              <w:rPr>
-                <w:rFonts w:ascii="Times New Roman" w:cs="Times New Roman" w:eastAsia="Times New Roman" w:hAnsi="Times New Roman"/>
-                <w:b w:val="false"/>
-                <w:bCs w:val="false"/>
-                <w:sz w:val="20"/>
-                <w:szCs w:val="20"/>
-              </w:rPr>
-              <w:t xml:space="preserve"> Пол: любой (примерно 50/50). Возраст 18–23. География: города с вузами, в первую очередь миллионники. Доход: 0–40 тыс. ₽ (стипендия, подработка), бюджет на инструмент — личный и маленький. Интересы: учёба и проектная деятельность, хакатоны, ИТ и дизайн, карьера, тайм-менеджмент. Роль: </w:t>
+              <w:t xml:space="preserve">Портрет 1 - «Капитан студенческой команды» (ядро).</w:t>
+            </w:r>
+            <w:r>
+              <w:rPr>
+                <w:rFonts w:ascii="Times New Roman" w:cs="Times New Roman" w:eastAsia="Times New Roman" w:hAnsi="Times New Roman"/>
+                <w:b w:val="false"/>
+                <w:bCs w:val="false"/>
+                <w:sz w:val="20"/>
+                <w:szCs w:val="20"/>
+              </w:rPr>
+              <w:t xml:space="preserve"> Пол: любой (примерно 50/50). Возраст 18-23. География: города с вузами, в первую очередь миллионники. Доход: 0-40 тыс. ₽ (стипендия, подработка), бюджет на инструмент - личный и маленький. Интересы: учёба и проектная деятельность, хакатоны, ИТ и дизайн, карьера, тайм-менеджмент. Роль: </w:t>
             </w:r>
             <w:r>
               <w:rPr>
@@ -1190,17 +1193,17 @@
                 <w:sz w:val="20"/>
                 <w:szCs w:val="20"/>
               </w:rPr>
-              <w:t xml:space="preserve">Портрет 2 — «Владелец микро-агентства».</w:t>
-            </w:r>
-            <w:r>
-              <w:rPr>
-                <w:rFonts w:ascii="Times New Roman" w:cs="Times New Roman" w:eastAsia="Times New Roman" w:hAnsi="Times New Roman"/>
-                <w:b w:val="false"/>
-                <w:bCs w:val="false"/>
-                <w:sz w:val="20"/>
-                <w:szCs w:val="20"/>
-              </w:rPr>
-              <w:t xml:space="preserve"> Пол: чаще мужской (≈60/40). Возраст 26–40. География: Москва, Санкт-Петербург, региональные центры; часто распределённая команда. Доход бизнеса: 300 тыс. – 3 млн ₽ в месяц, личный доход 100–300 тыс. ₽. Интересы: маркетинг, дизайн, клиентский сервис, автоматизация, профессиональные сообщества. Роль: </w:t>
+              <w:t xml:space="preserve">Портрет 2 - «Владелец микро-агентства».</w:t>
+            </w:r>
+            <w:r>
+              <w:rPr>
+                <w:rFonts w:ascii="Times New Roman" w:cs="Times New Roman" w:eastAsia="Times New Roman" w:hAnsi="Times New Roman"/>
+                <w:b w:val="false"/>
+                <w:bCs w:val="false"/>
+                <w:sz w:val="20"/>
+                <w:szCs w:val="20"/>
+              </w:rPr>
+              <w:t xml:space="preserve"> Пол: чаще мужской (≈60/40). Возраст 26-40. География: Москва, Санкт-Петербург, региональные центры; часто распределённая команда. Доход бизнеса: 300 тыс. - 3 млн ₽ в месяц, личный доход 100-300 тыс. ₽. Интересы: маркетинг, дизайн, клиентский сервис, автоматизация, профессиональные сообщества. Роль: </w:t>
             </w:r>
             <w:r>
               <w:rPr>
@@ -1220,7 +1223,7 @@
                 <w:sz w:val="20"/>
                 <w:szCs w:val="20"/>
               </w:rPr>
-              <w:t xml:space="preserve">, пользуется ежедневно, но решающий критерий для него — примут ли инструмент сотрудники.</w:t>
+              <w:t xml:space="preserve">, пользуется ежедневно, но решающий критерий для него - примут ли инструмент сотрудники.</w:t>
             </w:r>
           </w:p>
           <w:p>
@@ -1250,17 +1253,17 @@
                 <w:sz w:val="20"/>
                 <w:szCs w:val="20"/>
               </w:rPr>
-              <w:t xml:space="preserve">Портрет 3 — «Руководитель небольшого отдела / тимлид».</w:t>
-            </w:r>
-            <w:r>
-              <w:rPr>
-                <w:rFonts w:ascii="Times New Roman" w:cs="Times New Roman" w:eastAsia="Times New Roman" w:hAnsi="Times New Roman"/>
-                <w:b w:val="false"/>
-                <w:bCs w:val="false"/>
-                <w:sz w:val="20"/>
-                <w:szCs w:val="20"/>
-              </w:rPr>
-              <w:t xml:space="preserve"> Возраст 25–38, доход 120–250 тыс. ₽, города-миллионники. Роль: инициатор и пользователь; при корпоративной покупке </w:t>
+              <w:t xml:space="preserve">Портрет 3 - «Руководитель небольшого отдела / тимлид».</w:t>
+            </w:r>
+            <w:r>
+              <w:rPr>
+                <w:rFonts w:ascii="Times New Roman" w:cs="Times New Roman" w:eastAsia="Times New Roman" w:hAnsi="Times New Roman"/>
+                <w:b w:val="false"/>
+                <w:bCs w:val="false"/>
+                <w:sz w:val="20"/>
+                <w:szCs w:val="20"/>
+              </w:rPr>
+              <w:t xml:space="preserve"> Возраст 25-38, доход 120-250 тыс. ₽, города-миллионники. Роль: инициатор и пользователь; при корпоративной покупке </w:t>
             </w:r>
             <w:r>
               <w:rPr>
@@ -1280,7 +1283,7 @@
                 <w:sz w:val="20"/>
                 <w:szCs w:val="20"/>
               </w:rPr>
-              <w:t xml:space="preserve"> — отсюда требование закрывающих документов и оплаты по счёту.</w:t>
+              <w:t xml:space="preserve"> - отсюда требование закрывающих документов и оплаты по счёту.</w:t>
             </w:r>
           </w:p>
           <w:p>
@@ -1340,7 +1343,7 @@
                 <w:sz w:val="20"/>
                 <w:szCs w:val="20"/>
               </w:rPr>
-              <w:t xml:space="preserve"> (влияющее лицо), пользуются студенты, а платит кафедра, вуз или сами студенты. Поэтому коммуникация строится в двух версиях: «как сдать проект в срок» — для студентов, «как видеть прогресс 15 команд потока» — для куратора.</w:t>
+              <w:t xml:space="preserve"> (влияющее лицо), пользуются студенты, а платит кафедра, вуз или сами студенты. Поэтому коммуникация строится в двух версиях: «как сдать проект в срок» - для студентов, «как видеть прогресс 15 команд потока» - для куратора.</w:t>
             </w:r>
           </w:p>
           <w:p>
@@ -1392,7 +1395,7 @@
         <w:tc>
           <w:tcPr>
             <w:tcW w:type="dxa" w:w="1157"/>
-            <w:shd w:fill="F4F6FA" w:color="auto" w:val="clear"/>
+            <w:shd w:fill="F5F5F5" w:color="auto" w:val="clear"/>
             <w:tcMar>
               <w:top w:type="dxa" w:w="60"/>
               <w:left w:type="dxa" w:w="90"/>
@@ -1539,71 +1542,71 @@
                 <w:sz w:val="20"/>
                 <w:szCs w:val="20"/>
               </w:rPr>
-              <w:t xml:space="preserve">1) Почему нужен инструмент? — Потому что задачи теряются в чате и мы забываем про договорённости.</w:t>
-            </w:r>
-          </w:p>
-          <w:p>
-            <w:pPr>
-              <w:spacing w:after="40" w:line="240"/>
-              <w:jc w:val="left"/>
-            </w:pPr>
-            <w:r>
-              <w:rPr>
-                <w:rFonts w:ascii="Times New Roman" w:cs="Times New Roman" w:eastAsia="Times New Roman" w:hAnsi="Times New Roman"/>
-                <w:b w:val="false"/>
-                <w:bCs w:val="false"/>
-                <w:sz w:val="20"/>
-                <w:szCs w:val="20"/>
-              </w:rPr>
-              <w:t xml:space="preserve">2) Почему это плохо? — Потому что работа делается в последний момент или не делается вовсе, и срок сдачи срывается.</w:t>
-            </w:r>
-          </w:p>
-          <w:p>
-            <w:pPr>
-              <w:spacing w:after="40" w:line="240"/>
-              <w:jc w:val="left"/>
-            </w:pPr>
-            <w:r>
-              <w:rPr>
-                <w:rFonts w:ascii="Times New Roman" w:cs="Times New Roman" w:eastAsia="Times New Roman" w:hAnsi="Times New Roman"/>
-                <w:b w:val="false"/>
-                <w:bCs w:val="false"/>
-                <w:sz w:val="20"/>
-                <w:szCs w:val="20"/>
-              </w:rPr>
-              <w:t xml:space="preserve">3) Почему срыв срока так критичен? — Потому что отвечать перед преподавателем (заказчиком) буду я как руководитель, а не тот, кто забыл.</w:t>
-            </w:r>
-          </w:p>
-          <w:p>
-            <w:pPr>
-              <w:spacing w:after="40" w:line="240"/>
-              <w:jc w:val="left"/>
-            </w:pPr>
-            <w:r>
-              <w:rPr>
-                <w:rFonts w:ascii="Times New Roman" w:cs="Times New Roman" w:eastAsia="Times New Roman" w:hAnsi="Times New Roman"/>
-                <w:b w:val="false"/>
-                <w:bCs w:val="false"/>
-                <w:sz w:val="20"/>
-                <w:szCs w:val="20"/>
-              </w:rPr>
-              <w:t xml:space="preserve">4) Почему это так важно лично? — Потому что я не хочу выглядеть человеком, который не справился, и не хочу портить отношения в команде обвинениями.</w:t>
-            </w:r>
-          </w:p>
-          <w:p>
-            <w:pPr>
-              <w:spacing w:after="40" w:line="240"/>
-              <w:jc w:val="left"/>
-            </w:pPr>
-            <w:r>
-              <w:rPr>
-                <w:rFonts w:ascii="Times New Roman" w:cs="Times New Roman" w:eastAsia="Times New Roman" w:hAnsi="Times New Roman"/>
-                <w:b w:val="false"/>
-                <w:bCs w:val="false"/>
-                <w:sz w:val="20"/>
-                <w:szCs w:val="20"/>
-              </w:rPr>
-              <w:t xml:space="preserve">5) Почему? — </w:t>
+              <w:t xml:space="preserve">1) Почему нужен инструмент? - Потому что задачи теряются в чате и мы забываем про договорённости.</w:t>
+            </w:r>
+          </w:p>
+          <w:p>
+            <w:pPr>
+              <w:spacing w:after="40" w:line="240"/>
+              <w:jc w:val="left"/>
+            </w:pPr>
+            <w:r>
+              <w:rPr>
+                <w:rFonts w:ascii="Times New Roman" w:cs="Times New Roman" w:eastAsia="Times New Roman" w:hAnsi="Times New Roman"/>
+                <w:b w:val="false"/>
+                <w:bCs w:val="false"/>
+                <w:sz w:val="20"/>
+                <w:szCs w:val="20"/>
+              </w:rPr>
+              <w:t xml:space="preserve">2) Почему это плохо? - Потому что работа делается в последний момент или не делается вовсе, и срок сдачи срывается.</w:t>
+            </w:r>
+          </w:p>
+          <w:p>
+            <w:pPr>
+              <w:spacing w:after="40" w:line="240"/>
+              <w:jc w:val="left"/>
+            </w:pPr>
+            <w:r>
+              <w:rPr>
+                <w:rFonts w:ascii="Times New Roman" w:cs="Times New Roman" w:eastAsia="Times New Roman" w:hAnsi="Times New Roman"/>
+                <w:b w:val="false"/>
+                <w:bCs w:val="false"/>
+                <w:sz w:val="20"/>
+                <w:szCs w:val="20"/>
+              </w:rPr>
+              <w:t xml:space="preserve">3) Почему срыв срока так критичен? - Потому что отвечать перед преподавателем (заказчиком) буду я как руководитель, а не тот, кто забыл.</w:t>
+            </w:r>
+          </w:p>
+          <w:p>
+            <w:pPr>
+              <w:spacing w:after="40" w:line="240"/>
+              <w:jc w:val="left"/>
+            </w:pPr>
+            <w:r>
+              <w:rPr>
+                <w:rFonts w:ascii="Times New Roman" w:cs="Times New Roman" w:eastAsia="Times New Roman" w:hAnsi="Times New Roman"/>
+                <w:b w:val="false"/>
+                <w:bCs w:val="false"/>
+                <w:sz w:val="20"/>
+                <w:szCs w:val="20"/>
+              </w:rPr>
+              <w:t xml:space="preserve">4) Почему это так важно лично? - Потому что я не хочу выглядеть человеком, который не справился, и не хочу портить отношения в команде обвинениями.</w:t>
+            </w:r>
+          </w:p>
+          <w:p>
+            <w:pPr>
+              <w:spacing w:after="40" w:line="240"/>
+              <w:jc w:val="left"/>
+            </w:pPr>
+            <w:r>
+              <w:rPr>
+                <w:rFonts w:ascii="Times New Roman" w:cs="Times New Roman" w:eastAsia="Times New Roman" w:hAnsi="Times New Roman"/>
+                <w:b w:val="false"/>
+                <w:bCs w:val="false"/>
+                <w:sz w:val="20"/>
+                <w:szCs w:val="20"/>
+              </w:rPr>
+              <w:t xml:space="preserve">5) Почему? - </w:t>
             </w:r>
             <w:r>
               <w:rPr>
@@ -1673,7 +1676,7 @@
                 <w:sz w:val="20"/>
                 <w:szCs w:val="20"/>
               </w:rPr>
-              <w:t xml:space="preserve"> плюс потребность в ощущении контроля. Для владельца агентства тот же корень звучит как «не потерять клиента и не платить за ошибки своей командой»; для тимлида — «не выглядеть слабым руководителем перед своим начальством».</w:t>
+              <w:t xml:space="preserve"> плюс потребность в ощущении контроля. Для владельца агентства тот же корень звучит как «не потерять клиента и не платить за ошибки своей командой»; для тимлида - «не выглядеть слабым руководителем перед своим начальством».</w:t>
             </w:r>
           </w:p>
           <w:p>
@@ -1725,7 +1728,7 @@
         <w:tc>
           <w:tcPr>
             <w:tcW w:type="dxa" w:w="1157"/>
-            <w:shd w:fill="F4F6FA" w:color="auto" w:val="clear"/>
+            <w:shd w:fill="F5F5F5" w:color="auto" w:val="clear"/>
             <w:tcMar>
               <w:top w:type="dxa" w:w="60"/>
               <w:left w:type="dxa" w:w="90"/>
@@ -1789,7 +1792,7 @@
                 <w:sz w:val="20"/>
                 <w:szCs w:val="20"/>
               </w:rPr>
-              <w:t xml:space="preserve">Момент возникновения потребности: сезонность, событие, привычка — чтобы планировать рекламные активности</w:t>
+              <w:t xml:space="preserve">Момент возникновения потребности: сезонность, событие, привычка - чтобы планировать рекламные активности</w:t>
             </w:r>
           </w:p>
         </w:tc>
@@ -1832,87 +1835,87 @@
                 <w:sz w:val="20"/>
                 <w:szCs w:val="20"/>
               </w:rPr>
-              <w:t xml:space="preserve">— старт нового проекта: клиентского, учебного, внутреннего — момент «давайте сразу организуемся нормально»;</w:t>
-            </w:r>
-          </w:p>
-          <w:p>
-            <w:pPr>
-              <w:spacing w:after="40" w:line="240"/>
-              <w:jc w:val="left"/>
-            </w:pPr>
-            <w:r>
-              <w:rPr>
-                <w:rFonts w:ascii="Times New Roman" w:cs="Times New Roman" w:eastAsia="Times New Roman" w:hAnsi="Times New Roman"/>
-                <w:b w:val="false"/>
-                <w:bCs w:val="false"/>
-                <w:sz w:val="20"/>
-                <w:szCs w:val="20"/>
-              </w:rPr>
-              <w:t xml:space="preserve">— болезненный провал: сорванный дедлайн, потерянная правка, скандал с заказчиком — самый конверсионный момент;</w:t>
-            </w:r>
-          </w:p>
-          <w:p>
-            <w:pPr>
-              <w:spacing w:after="40" w:line="240"/>
-              <w:jc w:val="left"/>
-            </w:pPr>
-            <w:r>
-              <w:rPr>
-                <w:rFonts w:ascii="Times New Roman" w:cs="Times New Roman" w:eastAsia="Times New Roman" w:hAnsi="Times New Roman"/>
-                <w:b w:val="false"/>
-                <w:bCs w:val="false"/>
-                <w:sz w:val="20"/>
-                <w:szCs w:val="20"/>
-              </w:rPr>
-              <w:t xml:space="preserve">— рост команды с 2–3 до 5+ человек: механика «всё в чате» физически перестаёт работать;</w:t>
-            </w:r>
-          </w:p>
-          <w:p>
-            <w:pPr>
-              <w:spacing w:after="40" w:line="240"/>
-              <w:jc w:val="left"/>
-            </w:pPr>
-            <w:r>
-              <w:rPr>
-                <w:rFonts w:ascii="Times New Roman" w:cs="Times New Roman" w:eastAsia="Times New Roman" w:hAnsi="Times New Roman"/>
-                <w:b w:val="false"/>
-                <w:bCs w:val="false"/>
-                <w:sz w:val="20"/>
-                <w:szCs w:val="20"/>
-              </w:rPr>
-              <w:t xml:space="preserve">— подключение нового участника: становится видно, что контекста в одном месте нет;</w:t>
-            </w:r>
-          </w:p>
-          <w:p>
-            <w:pPr>
-              <w:spacing w:after="40" w:line="240"/>
-              <w:jc w:val="left"/>
-            </w:pPr>
-            <w:r>
-              <w:rPr>
-                <w:rFonts w:ascii="Times New Roman" w:cs="Times New Roman" w:eastAsia="Times New Roman" w:hAnsi="Times New Roman"/>
-                <w:b w:val="false"/>
-                <w:bCs w:val="false"/>
-                <w:sz w:val="20"/>
-                <w:szCs w:val="20"/>
-              </w:rPr>
-              <w:t xml:space="preserve">— приближение сдачи или релиза: нужен отчёт о сделанном;</w:t>
-            </w:r>
-          </w:p>
-          <w:p>
-            <w:pPr>
-              <w:spacing w:after="40" w:line="240"/>
-              <w:jc w:val="left"/>
-            </w:pPr>
-            <w:r>
-              <w:rPr>
-                <w:rFonts w:ascii="Times New Roman" w:cs="Times New Roman" w:eastAsia="Times New Roman" w:hAnsi="Times New Roman"/>
-                <w:b w:val="false"/>
-                <w:bCs w:val="false"/>
-                <w:sz w:val="20"/>
-                <w:szCs w:val="20"/>
-              </w:rPr>
-              <w:t xml:space="preserve">— уход или смена руководителя: знание о проекте нужно передать.</w:t>
+              <w:t xml:space="preserve">- старт нового проекта: клиентского, учебного, внутреннего - момент «давайте сразу организуемся нормально»;</w:t>
+            </w:r>
+          </w:p>
+          <w:p>
+            <w:pPr>
+              <w:spacing w:after="40" w:line="240"/>
+              <w:jc w:val="left"/>
+            </w:pPr>
+            <w:r>
+              <w:rPr>
+                <w:rFonts w:ascii="Times New Roman" w:cs="Times New Roman" w:eastAsia="Times New Roman" w:hAnsi="Times New Roman"/>
+                <w:b w:val="false"/>
+                <w:bCs w:val="false"/>
+                <w:sz w:val="20"/>
+                <w:szCs w:val="20"/>
+              </w:rPr>
+              <w:t xml:space="preserve">- болезненный провал: сорванный дедлайн, потерянная правка, скандал с заказчиком - самый конверсионный момент;</w:t>
+            </w:r>
+          </w:p>
+          <w:p>
+            <w:pPr>
+              <w:spacing w:after="40" w:line="240"/>
+              <w:jc w:val="left"/>
+            </w:pPr>
+            <w:r>
+              <w:rPr>
+                <w:rFonts w:ascii="Times New Roman" w:cs="Times New Roman" w:eastAsia="Times New Roman" w:hAnsi="Times New Roman"/>
+                <w:b w:val="false"/>
+                <w:bCs w:val="false"/>
+                <w:sz w:val="20"/>
+                <w:szCs w:val="20"/>
+              </w:rPr>
+              <w:t xml:space="preserve">- рост команды с 2-3 до 5+ человек: механика «всё в чате» физически перестаёт работать;</w:t>
+            </w:r>
+          </w:p>
+          <w:p>
+            <w:pPr>
+              <w:spacing w:after="40" w:line="240"/>
+              <w:jc w:val="left"/>
+            </w:pPr>
+            <w:r>
+              <w:rPr>
+                <w:rFonts w:ascii="Times New Roman" w:cs="Times New Roman" w:eastAsia="Times New Roman" w:hAnsi="Times New Roman"/>
+                <w:b w:val="false"/>
+                <w:bCs w:val="false"/>
+                <w:sz w:val="20"/>
+                <w:szCs w:val="20"/>
+              </w:rPr>
+              <w:t xml:space="preserve">- подключение нового участника: становится видно, что контекста в одном месте нет;</w:t>
+            </w:r>
+          </w:p>
+          <w:p>
+            <w:pPr>
+              <w:spacing w:after="40" w:line="240"/>
+              <w:jc w:val="left"/>
+            </w:pPr>
+            <w:r>
+              <w:rPr>
+                <w:rFonts w:ascii="Times New Roman" w:cs="Times New Roman" w:eastAsia="Times New Roman" w:hAnsi="Times New Roman"/>
+                <w:b w:val="false"/>
+                <w:bCs w:val="false"/>
+                <w:sz w:val="20"/>
+                <w:szCs w:val="20"/>
+              </w:rPr>
+              <w:t xml:space="preserve">- приближение сдачи или релиза: нужен отчёт о сделанном;</w:t>
+            </w:r>
+          </w:p>
+          <w:p>
+            <w:pPr>
+              <w:spacing w:after="40" w:line="240"/>
+              <w:jc w:val="left"/>
+            </w:pPr>
+            <w:r>
+              <w:rPr>
+                <w:rFonts w:ascii="Times New Roman" w:cs="Times New Roman" w:eastAsia="Times New Roman" w:hAnsi="Times New Roman"/>
+                <w:b w:val="false"/>
+                <w:bCs w:val="false"/>
+                <w:sz w:val="20"/>
+                <w:szCs w:val="20"/>
+              </w:rPr>
+              <w:t xml:space="preserve">- уход или смена руководителя: знание о проекте нужно передать.</w:t>
             </w:r>
           </w:p>
           <w:p>
@@ -1952,7 +1955,7 @@
                 <w:sz w:val="20"/>
                 <w:szCs w:val="20"/>
               </w:rPr>
-              <w:t xml:space="preserve"> сентябрь–октябрь (старт семестра и проектных курсов), февраль–март (второй семестр), ноябрь и апрель–май (подготовка к защитам и сдачам), пики хакатонов — октябрь–ноябрь и март–апрель. Летний провал: июнь–август.</w:t>
+              <w:t xml:space="preserve"> сентябрь-октябрь (старт семестра и проектных курсов), февраль-март (второй семестр), ноябрь и апрель-май (подготовка к защитам и сдачам), пики хакатонов - октябрь-ноябрь и март-апрель. Летний провал: июнь-август.</w:t>
             </w:r>
           </w:p>
           <w:p>
@@ -2032,7 +2035,7 @@
                 <w:sz w:val="20"/>
                 <w:szCs w:val="20"/>
               </w:rPr>
-              <w:t xml:space="preserve"> утро буднего дня, 9:00–11:00 — просмотр «что сегодня»; пятница — подведение итогов недели. Отсюда продуктовые решения: экран «на сегодня» как точка входа и дайджест по понедельникам.</w:t>
+              <w:t xml:space="preserve"> утро буднего дня, 9:00-11:00 - просмотр «что сегодня»; пятница - подведение итогов недели. Отсюда продуктовые решения: экран «на сегодня» как точка входа и дайджест по понедельникам.</w:t>
             </w:r>
           </w:p>
           <w:p>
@@ -2072,7 +2075,7 @@
                 <w:sz w:val="20"/>
                 <w:szCs w:val="20"/>
               </w:rPr>
-              <w:t xml:space="preserve"> основные вложения — конец августа — октябрь и январь — март; контент про «как не сорвать дедлайн» — за 3–4 недели до типовых сдач; реактивация пользователей — в начале каждого семестра и в январе.</w:t>
+              <w:t xml:space="preserve"> основные вложения - конец августа - октябрь и январь - март; контент про «как не сорвать дедлайн» - за 3-4 недели до типовых сдач; реактивация пользователей - в начале каждого семестра и в январе.</w:t>
             </w:r>
           </w:p>
         </w:tc>
@@ -2084,7 +2087,7 @@
         <w:tc>
           <w:tcPr>
             <w:tcW w:type="dxa" w:w="1157"/>
-            <w:shd w:fill="F4F6FA" w:color="auto" w:val="clear"/>
+            <w:shd w:fill="F5F5F5" w:color="auto" w:val="clear"/>
             <w:tcMar>
               <w:top w:type="dxa" w:w="60"/>
               <w:left w:type="dxa" w:w="90"/>
@@ -2225,7 +2228,7 @@
                 <w:sz w:val="20"/>
                 <w:szCs w:val="20"/>
               </w:rPr>
-              <w:t xml:space="preserve"> поиск Яндекса по запросам «чем заменить Trello/Jira», «таск-трекер для небольшой команды», «бесплатный планер для команды»; обзоры и подборки таск-трекеров на Habr и в блогах конкурентов; сайты-каталоги ПО (Startpack, Picktech); отзывы в Telegram-чатах; главное — собственный лендинг с разделом «как устроен продукт» и бесплатным пробным периодом (сравнение фактически происходит внутри продукта в первые 15 минут).</w:t>
+              <w:t xml:space="preserve"> поиск Яндекса по запросам «чем заменить Trello/Jira», «таск-трекер для небольшой команды», «бесплатный планер для команды»; обзоры и подборки таск-трекеров на Habr и в блогах конкурентов; сайты-каталоги ПО (Startpack, Picktech); отзывы в Telegram-чатах; главное - собственный лендинг с разделом «как устроен продукт» и бесплатным пробным периодом (сравнение фактически происходит внутри продукта в первые 15 минут).</w:t>
             </w:r>
           </w:p>
           <w:p>
@@ -2265,7 +2268,7 @@
                 <w:sz w:val="20"/>
                 <w:szCs w:val="20"/>
               </w:rPr>
-              <w:t xml:space="preserve"> на сайте — окно оформления подписки с выбором тарифа (1 / 3 / 12 месяцев) и оплатой банковской картой через платёжный шлюз; для юрлиц — оплата по счёту с закрывающими документами (в дорожной карте); для вузов — договор на пакет лицензий.</w:t>
+              <w:t xml:space="preserve"> на сайте - окно оформления подписки с выбором тарифа (1 / 3 / 12 месяцев) и оплатой банковской картой через платёжный шлюз; для юрлиц - оплата по счёту с закрывающими документами (в дорожной карте); для вузов - договор на пакет лицензий.</w:t>
             </w:r>
           </w:p>
           <w:p>
@@ -2305,7 +2308,7 @@
                 <w:sz w:val="20"/>
                 <w:szCs w:val="20"/>
               </w:rPr>
-              <w:t xml:space="preserve"> браузер на ноутбуке (основной рабочий сценарий, 55–60% времени) и мобильный браузер / PWA (просмотр «на сегодня», быстрая заметка, 40–45%); уведомления приходят в Telegram — то есть точка касания в день сохраняется даже без входа в приложение.</w:t>
+              <w:t xml:space="preserve"> браузер на ноутбуке (основной рабочий сценарий, 55-60% времени) и мобильный браузер / PWA (просмотр «на сегодня», быстрая заметка, 40-45%); уведомления приходят в Telegram - то есть точка касания в день сохраняется даже без входа в приложение.</w:t>
             </w:r>
           </w:p>
           <w:p>
@@ -2345,7 +2348,7 @@
                 <w:sz w:val="20"/>
                 <w:szCs w:val="20"/>
               </w:rPr>
-              <w:t xml:space="preserve"> путь клиента короткий и почти целиком цифровой — от поста в Telegram до оплаты на лендинге проходит от 15 минут до нескольких дней, поэтому критичны качество первых 10 минут в продукте и наличие понятного раздела «как это работает» на сайте.</w:t>
+              <w:t xml:space="preserve"> путь клиента короткий и почти целиком цифровой - от поста в Telegram до оплаты на лендинге проходит от 15 минут до нескольких дней, поэтому критичны качество первых 10 минут в продукте и наличие понятного раздела «как это работает» на сайте.</w:t>
             </w:r>
           </w:p>
         </w:tc>

--- a/docs/ОСМиПА/Мавлютов М.Р., Никитин Е.Н., Пятков В.С., Евстифеева К.С. - Задание 2 (5W).docx
+++ b/docs/ОСМиПА/Мавлютов М.Р., Никитин Е.Н., Пятков В.С., Евстифеева К.С. - Задание 2 (5W).docx
@@ -80,20 +80,6 @@
     </w:p>
     <w:p>
       <w:pPr>
-        <w:spacing w:after="120"/>
-        <w:jc w:val="center"/>
-      </w:pPr>
-      <w:r>
-        <w:rPr>
-          <w:rFonts w:ascii="Times New Roman" w:cs="Times New Roman" w:eastAsia="Times New Roman" w:hAnsi="Times New Roman"/>
-          <w:sz w:val="22"/>
-          <w:szCs w:val="22"/>
-        </w:rPr>
-        <w:t xml:space="preserve">Репозиторий проекта: https://github.com/Ragelson/Apex</w:t>
-      </w:r>
-    </w:p>
-    <w:p>
-      <w:pPr>
         <w:spacing w:after="320"/>
         <w:jc w:val="center"/>
       </w:pPr>
@@ -145,7 +131,7 @@
           <w:sz w:val="24"/>
           <w:szCs w:val="24"/>
         </w:rPr>
-        <w:t xml:space="preserve"> - веб-приложение (SaaS), в котором небольшая команда ведёт проект целиком: проекты и направления, задачи и канбан-доска, лента дел «на сегодня», общий календарь, быстрые заметки, прогресс и достижения, фокус-режим с таймером, профиль и настройки, уведомления (в том числе через Telegram-бот). Клиент - одностраничное веб-приложение на JavaScript, сервер - REST API с сессионной авторизацией и защитой от CSRF; подключена аналитика Яндекс.Метрики; реализованы бесплатный пробный период, тарифы на 1/3/12 месяцев и приём платежей; есть страница приложения в RuStore.</w:t>
+        <w:t xml:space="preserve"> - веб-приложение (SaaS), в котором небольшая команда ведёт проект целиком: проекты и направления, задачи и канбан-доска, лента дел «на сегодня», общий календарь, быстрые заметки, прогресс и достижения, фокус-режим с таймером, профиль и настройки, уведомления (в том числе через Telegram-бот). Клиент - одностраничное веб-приложение на JavaScript, сервер - REST API с сессионной авторизацией и защитой от CSRF; подключена аналитика Яндекс.Метрики; реализованы бесплатный пробный период, тарифы на 1/3/12 месяцев и приём платежей.</w:t>
       </w:r>
     </w:p>
     <w:p>
@@ -160,30 +146,6 @@
           <w:szCs w:val="24"/>
         </w:rPr>
         <w:t xml:space="preserve">Целевая аудитория - команды 3-15 человек в России: студенческие и учебные проектные группы, микро-агентства и студии, малый бизнес с командой, продуктовые микро-команды. Базовая цена - 225 ₽ за участника в месяц. Текущий этап жизненного цикла проекта - производство и пилотный запуск.</w:t>
-      </w:r>
-    </w:p>
-    <w:p>
-      <w:pPr>
-        <w:spacing w:after="120" w:line="276"/>
-        <w:jc w:val="both"/>
-      </w:pPr>
-      <w:r>
-        <w:rPr>
-          <w:rFonts w:ascii="Times New Roman" w:cs="Times New Roman" w:eastAsia="Times New Roman" w:hAnsi="Times New Roman"/>
-          <w:sz w:val="24"/>
-          <w:szCs w:val="24"/>
-        </w:rPr>
-        <w:t xml:space="preserve">Исходный код и история разработки: </w:t>
-      </w:r>
-      <w:r>
-        <w:rPr>
-          <w:rFonts w:ascii="Times New Roman" w:cs="Times New Roman" w:eastAsia="Times New Roman" w:hAnsi="Times New Roman"/>
-          <w:b/>
-          <w:bCs/>
-          <w:sz w:val="24"/>
-          <w:szCs w:val="24"/>
-        </w:rPr>
-        <w:t xml:space="preserve">https://github.com/Ragelson/Apex</w:t>
       </w:r>
     </w:p>
     <w:p>
@@ -2188,7 +2150,7 @@
                 <w:sz w:val="20"/>
                 <w:szCs w:val="20"/>
               </w:rPr>
-              <w:t xml:space="preserve"> Telegram-каналы и чаты (про продукт, дизайн, фриланс, студенческие потоки), Habr и VC.ru, VK-сообщества предпринимателей и студенческих объединений, хакатоны и акселераторы, пары и семинары по проектной деятельности, рекомендации знакомых руководителей, страница в RuStore.</w:t>
+              <w:t xml:space="preserve"> Telegram-каналы и чаты (про продукт, дизайн, фриланс, студенческие потоки), Habr и VC.ru, VK-сообщества предпринимателей и студенческих объединений, хакатоны и акселераторы, пары и семинары по проектной деятельности, рекомендации знакомых руководителей.</w:t>
             </w:r>
           </w:p>
           <w:p>

--- a/docs/ОСМиПА/Мавлютов М.Р., Никитин Е.Н., Пятков В.С., Евстифеева К.С. - Задание 2 (5W).docx
+++ b/docs/ОСМиПА/Мавлютов М.Р., Никитин Е.Н., Пятков В.С., Евстифеева К.С. - Задание 2 (5W).docx
@@ -66,7 +66,7 @@
     </w:p>
     <w:p>
       <w:pPr>
-        <w:spacing w:after="120"/>
+        <w:spacing w:after="320"/>
         <w:jc w:val="center"/>
       </w:pPr>
       <w:r>
@@ -76,20 +76,6 @@
           <w:szCs w:val="24"/>
         </w:rPr>
         <w:t xml:space="preserve">Команда: Мавлютов М.Р., Никитин Е.Н., Пятков В.С., Евстифеева К.С.</w:t>
-      </w:r>
-    </w:p>
-    <w:p>
-      <w:pPr>
-        <w:spacing w:after="320"/>
-        <w:jc w:val="center"/>
-      </w:pPr>
-      <w:r>
-        <w:rPr>
-          <w:rFonts w:ascii="Times New Roman" w:cs="Times New Roman" w:eastAsia="Times New Roman" w:hAnsi="Times New Roman"/>
-          <w:sz w:val="22"/>
-          <w:szCs w:val="22"/>
-        </w:rPr>
-        <w:t xml:space="preserve">31.10.2026</w:t>
       </w:r>
     </w:p>
     <w:p>
@@ -131,7 +117,7 @@
           <w:sz w:val="24"/>
           <w:szCs w:val="24"/>
         </w:rPr>
-        <w:t xml:space="preserve"> - веб-приложение (SaaS), в котором небольшая команда ведёт проект целиком: проекты и направления, задачи и канбан-доска, лента дел «на сегодня», общий календарь, быстрые заметки, прогресс и достижения, фокус-режим с таймером, профиль и настройки, уведомления (в том числе через Telegram-бот). Клиент - одностраничное веб-приложение на JavaScript, сервер - REST API с сессионной авторизацией и защитой от CSRF; подключена аналитика Яндекс.Метрики; реализованы бесплатный пробный период, тарифы на 1/3/12 месяцев и приём платежей.</w:t>
+        <w:t xml:space="preserve"> - веб-приложение (SaaS), в котором небольшая команда ведёт проект целиком: проекты и направления, задачи и канбан-доска, лента дел «на сегодня», общий календарь, быстрые заметки, прогресс и достижения, фокус-режим с таймером, профиль и настройки, уведомления (в том числе через Telegram-бот). Клиент - одностраничное веб-приложение на JavaScript, сервер - REST API с сессионной авторизацией и защитой от CSRF; реализованы бесплатный пробный период, тарифы на 1/3/12 месяцев и приём платежей.</w:t>
       </w:r>
     </w:p>
     <w:p>
